--- a/src/6.Report/Rep33019869.ResignationMemo.docx
+++ b/src/6.Report/Rep33019869.ResignationMemo.docx
@@ -326,12 +326,12 @@
                   <w:b/>
                 </w:rPr>
                 <w:alias w:val="#Nav: /Employee_Activity/EmployeeName"/>
-                <w:tag w:val="#Nav: Resignation_Memo/33019869"/>
+                <w:tag w:val="#Nav: Resignation_Memo/50068"/>
                 <w:id w:val="1312296810"/>
                 <w:placeholder>
                   <w:docPart w:val="DefaultPlaceholder_-1854013440"/>
                 </w:placeholder>
-                <w:dataBinding w:prefixMappings="xmlns:ns0='urn:microsoft-dynamics-nav/reports/Resignation_Memo/33019869/'" w:xpath="/ns0:NavWordReportXmlPart[1]/ns0:Employee_Activity[1]/ns0:EmployeeName[1]" w:storeItemID="{D01CD8EF-6B13-476A-9B25-7F45EF480FDF}"/>
+                <w:dataBinding w:prefixMappings="xmlns:ns0='urn:microsoft-dynamics-nav/reports/Resignation_Memo/50068/'" w:xpath="/ns0:NavWordReportXmlPart[1]/ns0:Employee_Activity[1]/ns0:EmployeeName[1]" w:storeItemID="{D01CD8EF-6B13-476A-9B25-7F45EF480FDF}"/>
                 <w:text/>
               </w:sdtPr>
               <w:sdtEndPr/>
@@ -361,12 +361,12 @@
                   <w:b/>
                 </w:rPr>
                 <w:alias w:val="#Nav: /Employee_Activity/EmployeeNo"/>
-                <w:tag w:val="#Nav: Resignation_Memo/33019869"/>
+                <w:tag w:val="#Nav: Resignation_Memo/50068"/>
                 <w:id w:val="972719038"/>
                 <w:placeholder>
                   <w:docPart w:val="DefaultPlaceholder_-1854013440"/>
                 </w:placeholder>
-                <w:dataBinding w:prefixMappings="xmlns:ns0='urn:microsoft-dynamics-nav/reports/Resignation_Memo/33019869/'" w:xpath="/ns0:NavWordReportXmlPart[1]/ns0:Employee_Activity[1]/ns0:EmployeeNo[1]" w:storeItemID="{D01CD8EF-6B13-476A-9B25-7F45EF480FDF}"/>
+                <w:dataBinding w:prefixMappings="xmlns:ns0='urn:microsoft-dynamics-nav/reports/Resignation_Memo/50068/'" w:xpath="/ns0:NavWordReportXmlPart[1]/ns0:Employee_Activity[1]/ns0:EmployeeNo[1]" w:storeItemID="{D01CD8EF-6B13-476A-9B25-7F45EF480FDF}"/>
                 <w:text/>
               </w:sdtPr>
               <w:sdtEndPr/>
@@ -442,12 +442,12 @@
               <w:color w:val="000000" w:themeColor="text1"/>
             </w:rPr>
             <w:alias w:val="#Nav: /Employee_Activity/CurrentDate"/>
-            <w:tag w:val="#Nav: Resignation_Memo/33019869"/>
+            <w:tag w:val="#Nav: Resignation_Memo/50068"/>
             <w:id w:val="1425070962"/>
             <w:placeholder>
               <w:docPart w:val="DefaultPlaceholder_-1854013440"/>
             </w:placeholder>
-            <w:dataBinding w:prefixMappings="xmlns:ns0='urn:microsoft-dynamics-nav/reports/Resignation_Memo/33019869/'" w:xpath="/ns0:NavWordReportXmlPart[1]/ns0:Employee_Activity[1]/ns0:CurrentDate[1]" w:storeItemID="{D01CD8EF-6B13-476A-9B25-7F45EF480FDF}"/>
+            <w:dataBinding w:prefixMappings="xmlns:ns0='urn:microsoft-dynamics-nav/reports/Resignation_Memo/50068/'" w:xpath="/ns0:NavWordReportXmlPart[1]/ns0:Employee_Activity[1]/ns0:CurrentDate[1]" w:storeItemID="{D01CD8EF-6B13-476A-9B25-7F45EF480FDF}"/>
             <w:text/>
           </w:sdtPr>
           <w:sdtEndPr/>
@@ -523,12 +523,12 @@
             <w:szCs w:val="20"/>
           </w:rPr>
           <w:alias w:val="#Nav: /Employee_Activity/EmployeeName"/>
-          <w:tag w:val="#Nav: Resignation_Memo/33019869"/>
+          <w:tag w:val="#Nav: Resignation_Memo/50068"/>
           <w:id w:val="2145545737"/>
           <w:placeholder>
             <w:docPart w:val="DefaultPlaceholder_-1854013440"/>
           </w:placeholder>
-          <w:dataBinding w:prefixMappings="xmlns:ns0='urn:microsoft-dynamics-nav/reports/Resignation_Memo/33019869/'" w:xpath="/ns0:NavWordReportXmlPart[1]/ns0:Employee_Activity[1]/ns0:EmployeeName[1]" w:storeItemID="{D01CD8EF-6B13-476A-9B25-7F45EF480FDF}"/>
+          <w:dataBinding w:prefixMappings="xmlns:ns0='urn:microsoft-dynamics-nav/reports/Resignation_Memo/50068/'" w:xpath="/ns0:NavWordReportXmlPart[1]/ns0:Employee_Activity[1]/ns0:EmployeeName[1]" w:storeItemID="{D01CD8EF-6B13-476A-9B25-7F45EF480FDF}"/>
           <w:text/>
         </w:sdtPr>
         <w:sdtEndPr/>
@@ -569,12 +569,12 @@
             <w:szCs w:val="20"/>
           </w:rPr>
           <w:alias w:val="#Nav: /Employee_Activity/SalaryLevelDescription"/>
-          <w:tag w:val="#Nav: Resignation_Memo/33019869"/>
+          <w:tag w:val="#Nav: Resignation_Memo/50068"/>
           <w:id w:val="-627934439"/>
           <w:placeholder>
             <w:docPart w:val="DefaultPlaceholder_-1854013440"/>
           </w:placeholder>
-          <w:dataBinding w:prefixMappings="xmlns:ns0='urn:microsoft-dynamics-nav/reports/Resignation_Memo/33019869/'" w:xpath="/ns0:NavWordReportXmlPart[1]/ns0:Employee_Activity[1]/ns0:SalaryLevelDescription[1]" w:storeItemID="{D01CD8EF-6B13-476A-9B25-7F45EF480FDF}"/>
+          <w:dataBinding w:prefixMappings="xmlns:ns0='urn:microsoft-dynamics-nav/reports/Resignation_Memo/50068/'" w:xpath="/ns0:NavWordReportXmlPart[1]/ns0:Employee_Activity[1]/ns0:SalaryLevelDescription[1]" w:storeItemID="{D01CD8EF-6B13-476A-9B25-7F45EF480FDF}"/>
           <w:text/>
         </w:sdtPr>
         <w:sdtEndPr/>
@@ -616,12 +616,12 @@
             <w:szCs w:val="20"/>
           </w:rPr>
           <w:alias w:val="#Nav: /Employee_Activity/FunctionalTitleDescription"/>
-          <w:tag w:val="#Nav: Resignation_Memo/33019869"/>
+          <w:tag w:val="#Nav: Resignation_Memo/50068"/>
           <w:id w:val="-687685668"/>
           <w:placeholder>
             <w:docPart w:val="DefaultPlaceholder_-1854013440"/>
           </w:placeholder>
-          <w:dataBinding w:prefixMappings="xmlns:ns0='urn:microsoft-dynamics-nav/reports/Resignation_Memo/33019869/'" w:xpath="/ns0:NavWordReportXmlPart[1]/ns0:Employee_Activity[1]/ns0:FunctionalTitleDescription[1]" w:storeItemID="{D01CD8EF-6B13-476A-9B25-7F45EF480FDF}"/>
+          <w:dataBinding w:prefixMappings="xmlns:ns0='urn:microsoft-dynamics-nav/reports/Resignation_Memo/50068/'" w:xpath="/ns0:NavWordReportXmlPart[1]/ns0:Employee_Activity[1]/ns0:FunctionalTitleDescription[1]" w:storeItemID="{D01CD8EF-6B13-476A-9B25-7F45EF480FDF}"/>
           <w:text/>
         </w:sdtPr>
         <w:sdtEndPr/>
@@ -669,12 +669,12 @@
             <w:szCs w:val="20"/>
           </w:rPr>
           <w:alias w:val="#Nav: /Employee_Activity/Pronoun2"/>
-          <w:tag w:val="#Nav: Resignation_Memo/33019869"/>
+          <w:tag w:val="#Nav: Resignation_Memo/50068"/>
           <w:id w:val="-851190838"/>
           <w:placeholder>
             <w:docPart w:val="DefaultPlaceholder_-1854013440"/>
           </w:placeholder>
-          <w:dataBinding w:prefixMappings="xmlns:ns0='urn:microsoft-dynamics-nav/reports/Resignation_Memo/33019869/'" w:xpath="/ns0:NavWordReportXmlPart[1]/ns0:Employee_Activity[1]/ns0:Pronoun2[1]" w:storeItemID="{D01CD8EF-6B13-476A-9B25-7F45EF480FDF}"/>
+          <w:dataBinding w:prefixMappings="xmlns:ns0='urn:microsoft-dynamics-nav/reports/Resignation_Memo/50068/'" w:xpath="/ns0:NavWordReportXmlPart[1]/ns0:Employee_Activity[1]/ns0:Pronoun2[1]" w:storeItemID="{D01CD8EF-6B13-476A-9B25-7F45EF480FDF}"/>
           <w:text/>
         </w:sdtPr>
         <w:sdtEndPr/>
@@ -713,12 +713,12 @@
             <w:szCs w:val="20"/>
           </w:rPr>
           <w:alias w:val="#Nav: /Employee_Activity/RequestedDate"/>
-          <w:tag w:val="#Nav: Resignation_Memo/33019869"/>
+          <w:tag w:val="#Nav: Resignation_Memo/50068"/>
           <w:id w:val="364335566"/>
           <w:placeholder>
             <w:docPart w:val="DefaultPlaceholder_-1854013440"/>
           </w:placeholder>
-          <w:dataBinding w:prefixMappings="xmlns:ns0='urn:microsoft-dynamics-nav/reports/Resignation_Memo/33019869/'" w:xpath="/ns0:NavWordReportXmlPart[1]/ns0:Employee_Activity[1]/ns0:RequestedDate[1]" w:storeItemID="{D01CD8EF-6B13-476A-9B25-7F45EF480FDF}"/>
+          <w:dataBinding w:prefixMappings="xmlns:ns0='urn:microsoft-dynamics-nav/reports/Resignation_Memo/50068/'" w:xpath="/ns0:NavWordReportXmlPart[1]/ns0:Employee_Activity[1]/ns0:RequestedDate[1]" w:storeItemID="{D01CD8EF-6B13-476A-9B25-7F45EF480FDF}"/>
           <w:text/>
         </w:sdtPr>
         <w:sdtEndPr/>
@@ -759,12 +759,12 @@
             <w:szCs w:val="20"/>
           </w:rPr>
           <w:alias w:val="#Nav: /Employee_Activity/RecommenderName"/>
-          <w:tag w:val="#Nav: Resignation_Memo/33019869"/>
+          <w:tag w:val="#Nav: Resignation_Memo/50068"/>
           <w:id w:val="-1389488247"/>
           <w:placeholder>
             <w:docPart w:val="DefaultPlaceholder_-1854013440"/>
           </w:placeholder>
-          <w:dataBinding w:prefixMappings="xmlns:ns0='urn:microsoft-dynamics-nav/reports/Resignation_Memo/33019869/'" w:xpath="/ns0:NavWordReportXmlPart[1]/ns0:Employee_Activity[1]/ns0:RecommenderName[1]" w:storeItemID="{D01CD8EF-6B13-476A-9B25-7F45EF480FDF}"/>
+          <w:dataBinding w:prefixMappings="xmlns:ns0='urn:microsoft-dynamics-nav/reports/Resignation_Memo/50068/'" w:xpath="/ns0:NavWordReportXmlPart[1]/ns0:Employee_Activity[1]/ns0:RecommenderName[1]" w:storeItemID="{D01CD8EF-6B13-476A-9B25-7F45EF480FDF}"/>
           <w:text/>
         </w:sdtPr>
         <w:sdtEndPr/>
@@ -797,12 +797,12 @@
             <w:szCs w:val="20"/>
           </w:rPr>
           <w:alias w:val="#Nav: /Employee_Activity/FunctionalTitleDescription1"/>
-          <w:tag w:val="#Nav: Resignation_Memo/33019869"/>
+          <w:tag w:val="#Nav: Resignation_Memo/50068"/>
           <w:id w:val="481896393"/>
           <w:placeholder>
             <w:docPart w:val="DefaultPlaceholder_-1854013440"/>
           </w:placeholder>
-          <w:dataBinding w:prefixMappings="xmlns:ns0='urn:microsoft-dynamics-nav/reports/Resignation_Memo/33019869/'" w:xpath="/ns0:NavWordReportXmlPart[1]/ns0:Employee_Activity[1]/ns0:FunctionalTitleDescription1[1]" w:storeItemID="{D01CD8EF-6B13-476A-9B25-7F45EF480FDF}"/>
+          <w:dataBinding w:prefixMappings="xmlns:ns0='urn:microsoft-dynamics-nav/reports/Resignation_Memo/50068/'" w:xpath="/ns0:NavWordReportXmlPart[1]/ns0:Employee_Activity[1]/ns0:FunctionalTitleDescription1[1]" w:storeItemID="{D01CD8EF-6B13-476A-9B25-7F45EF480FDF}"/>
           <w:text/>
         </w:sdtPr>
         <w:sdtEndPr/>
@@ -841,12 +841,12 @@
             <w:szCs w:val="20"/>
           </w:rPr>
           <w:alias w:val="#Nav: /Employee_Activity/Pronoun2"/>
-          <w:tag w:val="#Nav: Resignation_Memo/33019869"/>
+          <w:tag w:val="#Nav: Resignation_Memo/50068"/>
           <w:id w:val="-1770301407"/>
           <w:placeholder>
             <w:docPart w:val="DefaultPlaceholder_-1854013440"/>
           </w:placeholder>
-          <w:dataBinding w:prefixMappings="xmlns:ns0='urn:microsoft-dynamics-nav/reports/Resignation_Memo/33019869/'" w:xpath="/ns0:NavWordReportXmlPart[1]/ns0:Employee_Activity[1]/ns0:Pronoun2[1]" w:storeItemID="{D01CD8EF-6B13-476A-9B25-7F45EF480FDF}"/>
+          <w:dataBinding w:prefixMappings="xmlns:ns0='urn:microsoft-dynamics-nav/reports/Resignation_Memo/50068/'" w:xpath="/ns0:NavWordReportXmlPart[1]/ns0:Employee_Activity[1]/ns0:Pronoun2[1]" w:storeItemID="{D01CD8EF-6B13-476A-9B25-7F45EF480FDF}"/>
           <w:text/>
         </w:sdtPr>
         <w:sdtEndPr/>
@@ -885,12 +885,12 @@
             <w:szCs w:val="20"/>
           </w:rPr>
           <w:alias w:val="#Nav: /Employee_Activity/Pronoun3"/>
-          <w:tag w:val="#Nav: Resignation_Memo/33019869"/>
+          <w:tag w:val="#Nav: Resignation_Memo/50068"/>
           <w:id w:val="846368938"/>
           <w:placeholder>
             <w:docPart w:val="DefaultPlaceholder_-1854013440"/>
           </w:placeholder>
-          <w:dataBinding w:prefixMappings="xmlns:ns0='urn:microsoft-dynamics-nav/reports/Resignation_Memo/33019869/'" w:xpath="/ns0:NavWordReportXmlPart[1]/ns0:Employee_Activity[1]/ns0:Pronoun3[1]" w:storeItemID="{D01CD8EF-6B13-476A-9B25-7F45EF480FDF}"/>
+          <w:dataBinding w:prefixMappings="xmlns:ns0='urn:microsoft-dynamics-nav/reports/Resignation_Memo/50068/'" w:xpath="/ns0:NavWordReportXmlPart[1]/ns0:Employee_Activity[1]/ns0:Pronoun3[1]" w:storeItemID="{D01CD8EF-6B13-476A-9B25-7F45EF480FDF}"/>
           <w:text/>
         </w:sdtPr>
         <w:sdtEndPr/>
@@ -937,12 +937,12 @@
             <w:szCs w:val="20"/>
           </w:rPr>
           <w:alias w:val="#Nav: /Employee_Activity/EmployeeName"/>
-          <w:tag w:val="#Nav: Resignation_Memo/33019869"/>
+          <w:tag w:val="#Nav: Resignation_Memo/50068"/>
           <w:id w:val="1909417307"/>
           <w:placeholder>
             <w:docPart w:val="DefaultPlaceholder_-1854013440"/>
           </w:placeholder>
-          <w:dataBinding w:prefixMappings="xmlns:ns0='urn:microsoft-dynamics-nav/reports/Resignation_Memo/33019869/'" w:xpath="/ns0:NavWordReportXmlPart[1]/ns0:Employee_Activity[1]/ns0:EmployeeName[1]" w:storeItemID="{D01CD8EF-6B13-476A-9B25-7F45EF480FDF}"/>
+          <w:dataBinding w:prefixMappings="xmlns:ns0='urn:microsoft-dynamics-nav/reports/Resignation_Memo/50068/'" w:xpath="/ns0:NavWordReportXmlPart[1]/ns0:Employee_Activity[1]/ns0:EmployeeName[1]" w:storeItemID="{D01CD8EF-6B13-476A-9B25-7F45EF480FDF}"/>
           <w:text/>
         </w:sdtPr>
         <w:sdtEndPr/>
@@ -983,12 +983,12 @@
             <w:szCs w:val="20"/>
           </w:rPr>
           <w:alias w:val="#Nav: /Employee_Activity/Pronoun2"/>
-          <w:tag w:val="#Nav: Resignation_Memo/33019869"/>
+          <w:tag w:val="#Nav: Resignation_Memo/50068"/>
           <w:id w:val="-1500877925"/>
           <w:placeholder>
             <w:docPart w:val="DefaultPlaceholder_-1854013440"/>
           </w:placeholder>
-          <w:dataBinding w:prefixMappings="xmlns:ns0='urn:microsoft-dynamics-nav/reports/Resignation_Memo/33019869/'" w:xpath="/ns0:NavWordReportXmlPart[1]/ns0:Employee_Activity[1]/ns0:Pronoun2[1]" w:storeItemID="{D01CD8EF-6B13-476A-9B25-7F45EF480FDF}"/>
+          <w:dataBinding w:prefixMappings="xmlns:ns0='urn:microsoft-dynamics-nav/reports/Resignation_Memo/50068/'" w:xpath="/ns0:NavWordReportXmlPart[1]/ns0:Employee_Activity[1]/ns0:Pronoun2[1]" w:storeItemID="{D01CD8EF-6B13-476A-9B25-7F45EF480FDF}"/>
           <w:text/>
         </w:sdtPr>
         <w:sdtEndPr/>
@@ -1043,12 +1043,12 @@
             <w:szCs w:val="20"/>
           </w:rPr>
           <w:alias w:val="#Nav: /Employee_Activity/ReasonforResignation"/>
-          <w:tag w:val="#Nav: Resignation_Memo/33019869"/>
+          <w:tag w:val="#Nav: Resignation_Memo/50068"/>
           <w:id w:val="12038408"/>
           <w:placeholder>
             <w:docPart w:val="DefaultPlaceholder_-1854013440"/>
           </w:placeholder>
-          <w:dataBinding w:prefixMappings="xmlns:ns0='urn:microsoft-dynamics-nav/reports/Resignation_Memo/33019869/'" w:xpath="/ns0:NavWordReportXmlPart[1]/ns0:Employee_Activity[1]/ns0:ReasonforResignation[1]" w:storeItemID="{D01CD8EF-6B13-476A-9B25-7F45EF480FDF}"/>
+          <w:dataBinding w:prefixMappings="xmlns:ns0='urn:microsoft-dynamics-nav/reports/Resignation_Memo/50068/'" w:xpath="/ns0:NavWordReportXmlPart[1]/ns0:Employee_Activity[1]/ns0:ReasonforResignation[1]" w:storeItemID="{D01CD8EF-6B13-476A-9B25-7F45EF480FDF}"/>
           <w:text/>
         </w:sdtPr>
         <w:sdtEndPr/>
@@ -1089,12 +1089,12 @@
             <w:szCs w:val="20"/>
           </w:rPr>
           <w:alias w:val="#Nav: /Employee_Activity/Body1"/>
-          <w:tag w:val="#Nav: Resignation_Memo/33019869"/>
+          <w:tag w:val="#Nav: Resignation_Memo/50068"/>
           <w:id w:val="2000682593"/>
           <w:placeholder>
             <w:docPart w:val="DefaultPlaceholder_-1854013440"/>
           </w:placeholder>
-          <w:dataBinding w:prefixMappings="xmlns:ns0='urn:microsoft-dynamics-nav/reports/Resignation_Memo/33019869/'" w:xpath="/ns0:NavWordReportXmlPart[1]/ns0:Employee_Activity[1]/ns0:Body1[1]" w:storeItemID="{D01CD8EF-6B13-476A-9B25-7F45EF480FDF}"/>
+          <w:dataBinding w:prefixMappings="xmlns:ns0='urn:microsoft-dynamics-nav/reports/Resignation_Memo/50068/'" w:xpath="/ns0:NavWordReportXmlPart[1]/ns0:Employee_Activity[1]/ns0:Body1[1]" w:storeItemID="{D01CD8EF-6B13-476A-9B25-7F45EF480FDF}"/>
           <w:text/>
         </w:sdtPr>
         <w:sdtEndPr/>
@@ -1129,12 +1129,12 @@
           <w:szCs w:val="20"/>
         </w:rPr>
         <w:alias w:val="#Nav: /Employee_Activity/Body2"/>
-        <w:tag w:val="#Nav: Resignation_Memo/33019869"/>
+        <w:tag w:val="#Nav: Resignation_Memo/50068"/>
         <w:id w:val="844831199"/>
         <w:placeholder>
           <w:docPart w:val="DefaultPlaceholder_-1854013440"/>
         </w:placeholder>
-        <w:dataBinding w:prefixMappings="xmlns:ns0='urn:microsoft-dynamics-nav/reports/Resignation_Memo/33019869/'" w:xpath="/ns0:NavWordReportXmlPart[1]/ns0:Employee_Activity[1]/ns0:Body2[1]" w:storeItemID="{D01CD8EF-6B13-476A-9B25-7F45EF480FDF}"/>
+        <w:dataBinding w:prefixMappings="xmlns:ns0='urn:microsoft-dynamics-nav/reports/Resignation_Memo/50068/'" w:xpath="/ns0:NavWordReportXmlPart[1]/ns0:Employee_Activity[1]/ns0:Body2[1]" w:storeItemID="{D01CD8EF-6B13-476A-9B25-7F45EF480FDF}"/>
         <w:text/>
       </w:sdtPr>
       <w:sdtEndPr/>
@@ -1274,12 +1274,12 @@
                         <w:szCs w:val="16"/>
                       </w:rPr>
                       <w:alias w:val="#Nav: /Employee_Activity/VPN"/>
-                      <w:tag w:val="#Nav: Resignation_Memo/33019869"/>
+                      <w:tag w:val="#Nav: Resignation_Memo/50068"/>
                       <w:id w:val="-1535877157"/>
                       <w:placeholder>
                         <w:docPart w:val="DefaultPlaceholder_-1854013440"/>
                       </w:placeholder>
-                      <w:dataBinding w:prefixMappings="xmlns:ns0='urn:microsoft-dynamics-nav/reports/Resignation_Memo/33019869/'" w:xpath="/ns0:NavWordReportXmlPart[1]/ns0:Employee_Activity[1]/ns0:VPN[1]" w:storeItemID="{D01CD8EF-6B13-476A-9B25-7F45EF480FDF}"/>
+                      <w:dataBinding w:prefixMappings="xmlns:ns0='urn:microsoft-dynamics-nav/reports/Resignation_Memo/50068/'" w:xpath="/ns0:NavWordReportXmlPart[1]/ns0:Employee_Activity[1]/ns0:VPN[1]" w:storeItemID="{D01CD8EF-6B13-476A-9B25-7F45EF480FDF}"/>
                       <w:text/>
                     </w:sdtPr>
                     <w:sdtEndPr/>
@@ -1351,12 +1351,12 @@
                         <w:szCs w:val="16"/>
                       </w:rPr>
                       <w:alias w:val="#Nav: /Employee_Activity/OCAS"/>
-                      <w:tag w:val="#Nav: Resignation_Memo/33019869"/>
+                      <w:tag w:val="#Nav: Resignation_Memo/50068"/>
                       <w:id w:val="-1218037520"/>
                       <w:placeholder>
                         <w:docPart w:val="DefaultPlaceholder_-1854013440"/>
                       </w:placeholder>
-                      <w:dataBinding w:prefixMappings="xmlns:ns0='urn:microsoft-dynamics-nav/reports/Resignation_Memo/33019869/'" w:xpath="/ns0:NavWordReportXmlPart[1]/ns0:Employee_Activity[1]/ns0:OCAS[1]" w:storeItemID="{D01CD8EF-6B13-476A-9B25-7F45EF480FDF}"/>
+                      <w:dataBinding w:prefixMappings="xmlns:ns0='urn:microsoft-dynamics-nav/reports/Resignation_Memo/50068/'" w:xpath="/ns0:NavWordReportXmlPart[1]/ns0:Employee_Activity[1]/ns0:OCAS[1]" w:storeItemID="{D01CD8EF-6B13-476A-9B25-7F45EF480FDF}"/>
                       <w:text/>
                     </w:sdtPr>
                     <w:sdtEndPr/>
@@ -1415,12 +1415,12 @@
                       <w:szCs w:val="16"/>
                     </w:rPr>
                     <w:alias w:val="#Nav: /Employee_Activity/FinacleUserId"/>
-                    <w:tag w:val="#Nav: Resignation_Memo/33019869"/>
+                    <w:tag w:val="#Nav: Resignation_Memo/50068"/>
                     <w:id w:val="-1526705822"/>
                     <w:placeholder>
                       <w:docPart w:val="DefaultPlaceholder_-1854013440"/>
                     </w:placeholder>
-                    <w:dataBinding w:prefixMappings="xmlns:ns0='urn:microsoft-dynamics-nav/reports/Resignation_Memo/33019869/'" w:xpath="/ns0:NavWordReportXmlPart[1]/ns0:Employee_Activity[1]/ns0:FinacleUserId[1]" w:storeItemID="{D01CD8EF-6B13-476A-9B25-7F45EF480FDF}"/>
+                    <w:dataBinding w:prefixMappings="xmlns:ns0='urn:microsoft-dynamics-nav/reports/Resignation_Memo/50068/'" w:xpath="/ns0:NavWordReportXmlPart[1]/ns0:Employee_Activity[1]/ns0:FinacleUserId[1]" w:storeItemID="{D01CD8EF-6B13-476A-9B25-7F45EF480FDF}"/>
                     <w:text/>
                   </w:sdtPr>
                   <w:sdtEndPr/>
@@ -1470,12 +1470,12 @@
                       <w:szCs w:val="16"/>
                     </w:rPr>
                     <w:alias w:val="#Nav: /Employee_Activity/IzoneUserId"/>
-                    <w:tag w:val="#Nav: Resignation_Memo/33019869"/>
+                    <w:tag w:val="#Nav: Resignation_Memo/50068"/>
                     <w:id w:val="1249931161"/>
                     <w:placeholder>
                       <w:docPart w:val="DefaultPlaceholder_-1854013440"/>
                     </w:placeholder>
-                    <w:dataBinding w:prefixMappings="xmlns:ns0='urn:microsoft-dynamics-nav/reports/Resignation_Memo/33019869/'" w:xpath="/ns0:NavWordReportXmlPart[1]/ns0:Employee_Activity[1]/ns0:IzoneUserId[1]" w:storeItemID="{D01CD8EF-6B13-476A-9B25-7F45EF480FDF}"/>
+                    <w:dataBinding w:prefixMappings="xmlns:ns0='urn:microsoft-dynamics-nav/reports/Resignation_Memo/50068/'" w:xpath="/ns0:NavWordReportXmlPart[1]/ns0:Employee_Activity[1]/ns0:IzoneUserId[1]" w:storeItemID="{D01CD8EF-6B13-476A-9B25-7F45EF480FDF}"/>
                     <w:text/>
                   </w:sdtPr>
                   <w:sdtEndPr/>
@@ -1577,12 +1577,12 @@
                 <w:sdt>
                   <w:sdtPr>
                     <w:alias w:val="#Nav: /Employee_Activity/Whatsapp"/>
-                    <w:tag w:val="#Nav: Resignation_Memo/33019869"/>
+                    <w:tag w:val="#Nav: Resignation_Memo/50068"/>
                     <w:id w:val="1411124060"/>
                     <w:placeholder>
                       <w:docPart w:val="DefaultPlaceholder_-1854013440"/>
                     </w:placeholder>
-                    <w:dataBinding w:prefixMappings="xmlns:ns0='urn:microsoft-dynamics-nav/reports/Resignation_Memo/33019869/'" w:xpath="/ns0:NavWordReportXmlPart[1]/ns0:Employee_Activity[1]/ns0:Whatsapp[1]" w:storeItemID="{D01CD8EF-6B13-476A-9B25-7F45EF480FDF}"/>
+                    <w:dataBinding w:prefixMappings="xmlns:ns0='urn:microsoft-dynamics-nav/reports/Resignation_Memo/50068/'" w:xpath="/ns0:NavWordReportXmlPart[1]/ns0:Employee_Activity[1]/ns0:Whatsapp[1]" w:storeItemID="{D01CD8EF-6B13-476A-9B25-7F45EF480FDF}"/>
                     <w:text/>
                   </w:sdtPr>
                   <w:sdtEndPr/>
@@ -1620,12 +1620,12 @@
                       <w:szCs w:val="16"/>
                     </w:rPr>
                     <w:alias w:val="#Nav: /Employee_Activity/SwiftUserId"/>
-                    <w:tag w:val="#Nav: Resignation_Memo/33019869"/>
+                    <w:tag w:val="#Nav: Resignation_Memo/50068"/>
                     <w:id w:val="-1450548235"/>
                     <w:placeholder>
                       <w:docPart w:val="DefaultPlaceholder_-1854013440"/>
                     </w:placeholder>
-                    <w:dataBinding w:prefixMappings="xmlns:ns0='urn:microsoft-dynamics-nav/reports/Resignation_Memo/33019869/'" w:xpath="/ns0:NavWordReportXmlPart[1]/ns0:Employee_Activity[1]/ns0:SwiftUserId[1]" w:storeItemID="{D01CD8EF-6B13-476A-9B25-7F45EF480FDF}"/>
+                    <w:dataBinding w:prefixMappings="xmlns:ns0='urn:microsoft-dynamics-nav/reports/Resignation_Memo/50068/'" w:xpath="/ns0:NavWordReportXmlPart[1]/ns0:Employee_Activity[1]/ns0:SwiftUserId[1]" w:storeItemID="{D01CD8EF-6B13-476A-9B25-7F45EF480FDF}"/>
                     <w:text/>
                   </w:sdtPr>
                   <w:sdtEndPr/>
@@ -1675,12 +1675,12 @@
                       <w:szCs w:val="16"/>
                     </w:rPr>
                     <w:alias w:val="#Nav: /Employee_Activity/OtherIfAny"/>
-                    <w:tag w:val="#Nav: Resignation_Memo/33019869"/>
+                    <w:tag w:val="#Nav: Resignation_Memo/50068"/>
                     <w:id w:val="38482080"/>
                     <w:placeholder>
                       <w:docPart w:val="DefaultPlaceholder_-1854013440"/>
                     </w:placeholder>
-                    <w:dataBinding w:prefixMappings="xmlns:ns0='urn:microsoft-dynamics-nav/reports/Resignation_Memo/33019869/'" w:xpath="/ns0:NavWordReportXmlPart[1]/ns0:Employee_Activity[1]/ns0:OtherIfAny[1]" w:storeItemID="{D01CD8EF-6B13-476A-9B25-7F45EF480FDF}"/>
+                    <w:dataBinding w:prefixMappings="xmlns:ns0='urn:microsoft-dynamics-nav/reports/Resignation_Memo/50068/'" w:xpath="/ns0:NavWordReportXmlPart[1]/ns0:Employee_Activity[1]/ns0:OtherIfAny[1]" w:storeItemID="{D01CD8EF-6B13-476A-9B25-7F45EF480FDF}"/>
                     <w:text/>
                   </w:sdtPr>
                   <w:sdtEndPr/>
@@ -1731,12 +1731,12 @@
                       <w:szCs w:val="16"/>
                     </w:rPr>
                     <w:alias w:val="#Nav: /Employee_Activity/EmailId"/>
-                    <w:tag w:val="#Nav: Resignation_Memo/33019869"/>
+                    <w:tag w:val="#Nav: Resignation_Memo/50068"/>
                     <w:id w:val="-1682663299"/>
                     <w:placeholder>
                       <w:docPart w:val="DefaultPlaceholder_-1854013440"/>
                     </w:placeholder>
-                    <w:dataBinding w:prefixMappings="xmlns:ns0='urn:microsoft-dynamics-nav/reports/Resignation_Memo/33019869/'" w:xpath="/ns0:NavWordReportXmlPart[1]/ns0:Employee_Activity[1]/ns0:EmailId[1]" w:storeItemID="{D01CD8EF-6B13-476A-9B25-7F45EF480FDF}"/>
+                    <w:dataBinding w:prefixMappings="xmlns:ns0='urn:microsoft-dynamics-nav/reports/Resignation_Memo/50068/'" w:xpath="/ns0:NavWordReportXmlPart[1]/ns0:Employee_Activity[1]/ns0:EmailId[1]" w:storeItemID="{D01CD8EF-6B13-476A-9B25-7F45EF480FDF}"/>
                     <w:text/>
                   </w:sdtPr>
                   <w:sdtEndPr/>
@@ -2060,12 +2060,12 @@
                 <w:szCs w:val="20"/>
               </w:rPr>
               <w:alias w:val="#Nav: /Employee_Activity/PreparedByName"/>
-              <w:tag w:val="#Nav: Resignation_Memo/33019869"/>
+              <w:tag w:val="#Nav: Resignation_Memo/50068"/>
               <w:id w:val="-1215424824"/>
               <w:placeholder>
                 <w:docPart w:val="DefaultPlaceholder_-1854013440"/>
               </w:placeholder>
-              <w:dataBinding w:prefixMappings="xmlns:ns0='urn:microsoft-dynamics-nav/reports/Resignation_Memo/33019869/'" w:xpath="/ns0:NavWordReportXmlPart[1]/ns0:Employee_Activity[1]/ns0:PreparedByName[1]" w:storeItemID="{D01CD8EF-6B13-476A-9B25-7F45EF480FDF}"/>
+              <w:dataBinding w:prefixMappings="xmlns:ns0='urn:microsoft-dynamics-nav/reports/Resignation_Memo/50068/'" w:xpath="/ns0:NavWordReportXmlPart[1]/ns0:Employee_Activity[1]/ns0:PreparedByName[1]" w:storeItemID="{D01CD8EF-6B13-476A-9B25-7F45EF480FDF}"/>
               <w:text/>
             </w:sdtPr>
             <w:sdtEndPr/>
@@ -2102,12 +2102,12 @@
                 <w:szCs w:val="20"/>
               </w:rPr>
               <w:alias w:val="#Nav: /Employee_Activity/PreparedDes"/>
-              <w:tag w:val="#Nav: Resignation_Memo/33019869"/>
+              <w:tag w:val="#Nav: Resignation_Memo/50068"/>
               <w:id w:val="986436000"/>
               <w:placeholder>
                 <w:docPart w:val="DefaultPlaceholder_-1854013440"/>
               </w:placeholder>
-              <w:dataBinding w:prefixMappings="xmlns:ns0='urn:microsoft-dynamics-nav/reports/Resignation_Memo/33019869/'" w:xpath="/ns0:NavWordReportXmlPart[1]/ns0:Employee_Activity[1]/ns0:PreparedDes[1]" w:storeItemID="{D01CD8EF-6B13-476A-9B25-7F45EF480FDF}"/>
+              <w:dataBinding w:prefixMappings="xmlns:ns0='urn:microsoft-dynamics-nav/reports/Resignation_Memo/50068/'" w:xpath="/ns0:NavWordReportXmlPart[1]/ns0:Employee_Activity[1]/ns0:PreparedDes[1]" w:storeItemID="{D01CD8EF-6B13-476A-9B25-7F45EF480FDF}"/>
               <w:text/>
             </w:sdtPr>
             <w:sdtEndPr/>
@@ -2205,12 +2205,12 @@
                 <w:szCs w:val="20"/>
               </w:rPr>
               <w:alias w:val="#Nav: /Employee_Activity/SupportedBy1FullName"/>
-              <w:tag w:val="#Nav: Resignation_Memo/33019869"/>
+              <w:tag w:val="#Nav: Resignation_Memo/50068"/>
               <w:id w:val="1059754463"/>
               <w:placeholder>
                 <w:docPart w:val="DefaultPlaceholder_-1854013440"/>
               </w:placeholder>
-              <w:dataBinding w:prefixMappings="xmlns:ns0='urn:microsoft-dynamics-nav/reports/Resignation_Memo/33019869/'" w:xpath="/ns0:NavWordReportXmlPart[1]/ns0:Employee_Activity[1]/ns0:SupportedBy1FullName[1]" w:storeItemID="{D01CD8EF-6B13-476A-9B25-7F45EF480FDF}"/>
+              <w:dataBinding w:prefixMappings="xmlns:ns0='urn:microsoft-dynamics-nav/reports/Resignation_Memo/50068/'" w:xpath="/ns0:NavWordReportXmlPart[1]/ns0:Employee_Activity[1]/ns0:SupportedBy1FullName[1]" w:storeItemID="{D01CD8EF-6B13-476A-9B25-7F45EF480FDF}"/>
               <w:text/>
             </w:sdtPr>
             <w:sdtEndPr/>
@@ -2245,12 +2245,12 @@
                 <w:szCs w:val="20"/>
               </w:rPr>
               <w:alias w:val="#Nav: /Employee_Activity/SupportBy1Desc"/>
-              <w:tag w:val="#Nav: Resignation_Memo/33019869"/>
+              <w:tag w:val="#Nav: Resignation_Memo/50068"/>
               <w:id w:val="1743607719"/>
               <w:placeholder>
                 <w:docPart w:val="DefaultPlaceholder_-1854013440"/>
               </w:placeholder>
-              <w:dataBinding w:prefixMappings="xmlns:ns0='urn:microsoft-dynamics-nav/reports/Resignation_Memo/33019869/'" w:xpath="/ns0:NavWordReportXmlPart[1]/ns0:Employee_Activity[1]/ns0:SupportBy1Desc[1]" w:storeItemID="{D01CD8EF-6B13-476A-9B25-7F45EF480FDF}"/>
+              <w:dataBinding w:prefixMappings="xmlns:ns0='urn:microsoft-dynamics-nav/reports/Resignation_Memo/50068/'" w:xpath="/ns0:NavWordReportXmlPart[1]/ns0:Employee_Activity[1]/ns0:SupportBy1Desc[1]" w:storeItemID="{D01CD8EF-6B13-476A-9B25-7F45EF480FDF}"/>
               <w:text/>
             </w:sdtPr>
             <w:sdtEndPr/>
@@ -2337,12 +2337,12 @@
                 <w:szCs w:val="20"/>
               </w:rPr>
               <w:alias w:val="#Nav: /Employee_Activity/SupportedBy2FullName"/>
-              <w:tag w:val="#Nav: Resignation_Memo/33019869"/>
+              <w:tag w:val="#Nav: Resignation_Memo/50068"/>
               <w:id w:val="-1078594998"/>
               <w:placeholder>
                 <w:docPart w:val="DefaultPlaceholder_-1854013440"/>
               </w:placeholder>
-              <w:dataBinding w:prefixMappings="xmlns:ns0='urn:microsoft-dynamics-nav/reports/Resignation_Memo/33019869/'" w:xpath="/ns0:NavWordReportXmlPart[1]/ns0:Employee_Activity[1]/ns0:SupportedBy2FullName[1]" w:storeItemID="{D01CD8EF-6B13-476A-9B25-7F45EF480FDF}"/>
+              <w:dataBinding w:prefixMappings="xmlns:ns0='urn:microsoft-dynamics-nav/reports/Resignation_Memo/50068/'" w:xpath="/ns0:NavWordReportXmlPart[1]/ns0:Employee_Activity[1]/ns0:SupportedBy2FullName[1]" w:storeItemID="{D01CD8EF-6B13-476A-9B25-7F45EF480FDF}"/>
               <w:text/>
             </w:sdtPr>
             <w:sdtEndPr/>
@@ -2377,12 +2377,12 @@
                 <w:szCs w:val="20"/>
               </w:rPr>
               <w:alias w:val="#Nav: /Employee_Activity/SupportBy2Desc"/>
-              <w:tag w:val="#Nav: Resignation_Memo/33019869"/>
+              <w:tag w:val="#Nav: Resignation_Memo/50068"/>
               <w:id w:val="1912339845"/>
               <w:placeholder>
                 <w:docPart w:val="DefaultPlaceholder_-1854013440"/>
               </w:placeholder>
-              <w:dataBinding w:prefixMappings="xmlns:ns0='urn:microsoft-dynamics-nav/reports/Resignation_Memo/33019869/'" w:xpath="/ns0:NavWordReportXmlPart[1]/ns0:Employee_Activity[1]/ns0:SupportBy2Desc[1]" w:storeItemID="{D01CD8EF-6B13-476A-9B25-7F45EF480FDF}"/>
+              <w:dataBinding w:prefixMappings="xmlns:ns0='urn:microsoft-dynamics-nav/reports/Resignation_Memo/50068/'" w:xpath="/ns0:NavWordReportXmlPart[1]/ns0:Employee_Activity[1]/ns0:SupportBy2Desc[1]" w:storeItemID="{D01CD8EF-6B13-476A-9B25-7F45EF480FDF}"/>
               <w:text/>
             </w:sdtPr>
             <w:sdtEndPr/>
@@ -2579,12 +2579,12 @@
                 <w:szCs w:val="20"/>
               </w:rPr>
               <w:alias w:val="#Nav: /Employee_Activity/SupportedBy3FullName"/>
-              <w:tag w:val="#Nav: Resignation_Memo/33019869"/>
+              <w:tag w:val="#Nav: Resignation_Memo/50068"/>
               <w:id w:val="1482040514"/>
               <w:placeholder>
                 <w:docPart w:val="DefaultPlaceholder_-1854013440"/>
               </w:placeholder>
-              <w:dataBinding w:prefixMappings="xmlns:ns0='urn:microsoft-dynamics-nav/reports/Resignation_Memo/33019869/'" w:xpath="/ns0:NavWordReportXmlPart[1]/ns0:Employee_Activity[1]/ns0:SupportedBy3FullName[1]" w:storeItemID="{D01CD8EF-6B13-476A-9B25-7F45EF480FDF}"/>
+              <w:dataBinding w:prefixMappings="xmlns:ns0='urn:microsoft-dynamics-nav/reports/Resignation_Memo/50068/'" w:xpath="/ns0:NavWordReportXmlPart[1]/ns0:Employee_Activity[1]/ns0:SupportedBy3FullName[1]" w:storeItemID="{D01CD8EF-6B13-476A-9B25-7F45EF480FDF}"/>
               <w:text/>
             </w:sdtPr>
             <w:sdtEndPr/>
@@ -2619,12 +2619,12 @@
                 <w:szCs w:val="20"/>
               </w:rPr>
               <w:alias w:val="#Nav: /Employee_Activity/SupportBy3Desc"/>
-              <w:tag w:val="#Nav: Resignation_Memo/33019869"/>
+              <w:tag w:val="#Nav: Resignation_Memo/50068"/>
               <w:id w:val="2028977105"/>
               <w:placeholder>
                 <w:docPart w:val="DefaultPlaceholder_-1854013440"/>
               </w:placeholder>
-              <w:dataBinding w:prefixMappings="xmlns:ns0='urn:microsoft-dynamics-nav/reports/Resignation_Memo/33019869/'" w:xpath="/ns0:NavWordReportXmlPart[1]/ns0:Employee_Activity[1]/ns0:SupportBy3Desc[1]" w:storeItemID="{D01CD8EF-6B13-476A-9B25-7F45EF480FDF}"/>
+              <w:dataBinding w:prefixMappings="xmlns:ns0='urn:microsoft-dynamics-nav/reports/Resignation_Memo/50068/'" w:xpath="/ns0:NavWordReportXmlPart[1]/ns0:Employee_Activity[1]/ns0:SupportBy3Desc[1]" w:storeItemID="{D01CD8EF-6B13-476A-9B25-7F45EF480FDF}"/>
               <w:text/>
             </w:sdtPr>
             <w:sdtEndPr/>
@@ -2720,12 +2720,12 @@
                 <w:szCs w:val="20"/>
               </w:rPr>
               <w:alias w:val="#Nav: /Employee_Activity/SupportBy4Desc"/>
-              <w:tag w:val="#Nav: Resignation_Memo/33019869"/>
+              <w:tag w:val="#Nav: Resignation_Memo/50068"/>
               <w:id w:val="-1541280905"/>
               <w:placeholder>
                 <w:docPart w:val="DefaultPlaceholder_-1854013440"/>
               </w:placeholder>
-              <w:dataBinding w:prefixMappings="xmlns:ns0='urn:microsoft-dynamics-nav/reports/Resignation_Memo/33019869/'" w:xpath="/ns0:NavWordReportXmlPart[1]/ns0:Employee_Activity[1]/ns0:SupportBy4Desc[1]" w:storeItemID="{D01CD8EF-6B13-476A-9B25-7F45EF480FDF}"/>
+              <w:dataBinding w:prefixMappings="xmlns:ns0='urn:microsoft-dynamics-nav/reports/Resignation_Memo/50068/'" w:xpath="/ns0:NavWordReportXmlPart[1]/ns0:Employee_Activity[1]/ns0:SupportBy4Desc[1]" w:storeItemID="{D01CD8EF-6B13-476A-9B25-7F45EF480FDF}"/>
               <w:text/>
             </w:sdtPr>
             <w:sdtEndPr/>
@@ -2760,12 +2760,12 @@
                 <w:szCs w:val="20"/>
               </w:rPr>
               <w:alias w:val="#Nav: /Employee_Activity/SupportBy4Desc"/>
-              <w:tag w:val="#Nav: Resignation_Memo/33019869"/>
+              <w:tag w:val="#Nav: Resignation_Memo/50068"/>
               <w:id w:val="-1544208043"/>
               <w:placeholder>
                 <w:docPart w:val="DefaultPlaceholder_-1854013440"/>
               </w:placeholder>
-              <w:dataBinding w:prefixMappings="xmlns:ns0='urn:microsoft-dynamics-nav/reports/Resignation_Memo/33019869/'" w:xpath="/ns0:NavWordReportXmlPart[1]/ns0:Employee_Activity[1]/ns0:SupportBy4Desc[1]" w:storeItemID="{D01CD8EF-6B13-476A-9B25-7F45EF480FDF}"/>
+              <w:dataBinding w:prefixMappings="xmlns:ns0='urn:microsoft-dynamics-nav/reports/Resignation_Memo/50068/'" w:xpath="/ns0:NavWordReportXmlPart[1]/ns0:Employee_Activity[1]/ns0:SupportBy4Desc[1]" w:storeItemID="{D01CD8EF-6B13-476A-9B25-7F45EF480FDF}"/>
               <w:text/>
             </w:sdtPr>
             <w:sdtEndPr/>
@@ -2860,12 +2860,12 @@
                 <w:szCs w:val="20"/>
               </w:rPr>
               <w:alias w:val="#Nav: /Employee_Activity/ApprovedByFullName"/>
-              <w:tag w:val="#Nav: Resignation_Memo/33019869"/>
+              <w:tag w:val="#Nav: Resignation_Memo/50068"/>
               <w:id w:val="-1699773908"/>
               <w:placeholder>
                 <w:docPart w:val="DefaultPlaceholder_-1854013440"/>
               </w:placeholder>
-              <w:dataBinding w:prefixMappings="xmlns:ns0='urn:microsoft-dynamics-nav/reports/Resignation_Memo/33019869/'" w:xpath="/ns0:NavWordReportXmlPart[1]/ns0:Employee_Activity[1]/ns0:ApprovedByFullName[1]" w:storeItemID="{D01CD8EF-6B13-476A-9B25-7F45EF480FDF}"/>
+              <w:dataBinding w:prefixMappings="xmlns:ns0='urn:microsoft-dynamics-nav/reports/Resignation_Memo/50068/'" w:xpath="/ns0:NavWordReportXmlPart[1]/ns0:Employee_Activity[1]/ns0:ApprovedByFullName[1]" w:storeItemID="{D01CD8EF-6B13-476A-9B25-7F45EF480FDF}"/>
               <w:text/>
             </w:sdtPr>
             <w:sdtEndPr/>
@@ -2902,12 +2902,12 @@
                 <w:szCs w:val="20"/>
               </w:rPr>
               <w:alias w:val="#Nav: /Employee_Activity/ApprovedByDesc"/>
-              <w:tag w:val="#Nav: Resignation_Memo/33019869"/>
+              <w:tag w:val="#Nav: Resignation_Memo/50068"/>
               <w:id w:val="641851625"/>
               <w:placeholder>
                 <w:docPart w:val="DefaultPlaceholder_-1854013440"/>
               </w:placeholder>
-              <w:dataBinding w:prefixMappings="xmlns:ns0='urn:microsoft-dynamics-nav/reports/Resignation_Memo/33019869/'" w:xpath="/ns0:NavWordReportXmlPart[1]/ns0:Employee_Activity[1]/ns0:ApprovedByDesc[1]" w:storeItemID="{D01CD8EF-6B13-476A-9B25-7F45EF480FDF}"/>
+              <w:dataBinding w:prefixMappings="xmlns:ns0='urn:microsoft-dynamics-nav/reports/Resignation_Memo/50068/'" w:xpath="/ns0:NavWordReportXmlPart[1]/ns0:Employee_Activity[1]/ns0:ApprovedByDesc[1]" w:storeItemID="{D01CD8EF-6B13-476A-9B25-7F45EF480FDF}"/>
               <w:text/>
             </w:sdtPr>
             <w:sdtEndPr/>
@@ -5280,9 +5280,9 @@
 </a:theme>
 </file>
 
-<file path=customXML/item2.xml>��< ? x m l   v e r s i o n = " 1 . 0 "   e n c o d i n g = " u t f - 1 6 " ? > +<file path=customXml/item2.xml>��< ? x m l   v e r s i o n = " 1 . 0 "   e n c o d i n g = " u t f - 1 6 " ? >   
- < N a v W o r d R e p o r t X m l P a r t   x m l n s = " u r n : m i c r o s o f t - d y n a m i c s - n a v / r e p o r t s / R e s i g n a t i o n _ M e m o / 3 3 0 1 9 8 6 9 / " > + < N a v W o r d R e p o r t X m l P a r t   x m l n s = " u r n : m i c r o s o f t - d y n a m i c s - n a v / r e p o r t s / R e s i g n a t i o n _ M e m o / 5 0 0 6 8 / " >   
      < E m p l o y e e _ A c t i v i t y >   

--- a/src/6.Report/Rep33019869.ResignationMemo.docx
+++ b/src/6.Report/Rep33019869.ResignationMemo.docx
@@ -5296,7 +5296,7 @@
  
          < C o m p a n y I n f o N a m e > C o m p a n y I n f o N a m e < / C o m p a n y I n f o N a m e >   
-         < C o m p a n y I n f o P i c > C o m p a n y I n f o P i c < / C o m p a n y I n f o P i c > +         < C o m p a n y I n f o P i c   / >   
          < C u r r e n t D a t e > C u r r e n t D a t e < / C u r r e n t D a t e >   
